--- a/Dataset Information.docx
+++ b/Dataset Information.docx
@@ -179,9 +179,20 @@
           <w:color w:val="50595E"/>
           <w:sz w:val="20"/>
           <w:szCs w:val="20"/>
-          <w:lang w:eastAsia="bg-BG"/>
-        </w:rPr>
-        <w:t>Trade is the sum of exports and imports of goods and services. This indicator is expressed as a percentage of Gross Domestic Product (GDP) which is the total income earned through the production of goods and services in an economic territory during an accounting period.</w:t>
+          <w:highlight w:val="green"/>
+          <w:lang w:eastAsia="bg-BG"/>
+        </w:rPr>
+        <w:t>Trade is the sum of exports and imports of goods and services.</w:t>
+      </w:r>
+      <w:r>
+        <w:rPr>
+          <w:rFonts w:ascii="Arial" w:eastAsia="Times New Roman" w:hAnsi="Arial" w:cs="Arial"/>
+          <w:color w:val="50595E"/>
+          <w:sz w:val="20"/>
+          <w:szCs w:val="20"/>
+          <w:lang w:eastAsia="bg-BG"/>
+        </w:rPr>
+        <w:t xml:space="preserve"> This indicator is expressed as a percentage of Gross Domestic Product (GDP) which is the total income earned through the production of goods and services in an economic territory during an accounting period.</w:t>
       </w:r>
     </w:p>
     <w:p>
@@ -381,7 +392,28 @@
           <w:szCs w:val="20"/>
           <w:lang w:eastAsia="bg-BG"/>
         </w:rPr>
-        <w:t>This indicator is related to the national accounts, which are critical for understanding and managing a country's economy. They provide a framework for the analysis of economic performance. National accounts are the basis for estimating the Gross Domestic Product (GDP) and Gross National Income (GNI), which are the most widely used indicator of economic performance. They are essential for government policymakers, providing the data needed to design and assess fiscal and monetary policies; and are also used by businesses and investors to assess the economic climate and make investment decisions. NAS enable comparison between economies, which is crucial for international trade, investment decisions, and economic competitiveness. More specifically, this indicator is related to the expenditure approach used to calculate GDP, which focuses on the total amount of spending on final goods and services within an economy over a specific period. Unlike the production approach, which looks at the supply side by summing the value of output produced by all sectors, the expenditure approach looks at the demand side by summing all expenditures. This demand-side analysis provides insights into the spending behaviors of different sectors, including households, businesses, the government, and foreign entities. Also, by breaking down expenditures into categories like consumption, investment, government spending, and net exports, it helps identify which components are driving or hindering economic growth. This approach can thus be used to assess the effectiveness of fiscal and monetary policies. Overall, the expenditure approach is crucial for understanding the dynamics of an economy, guiding policy decisions, and providing a comprehensive view of economic activity from the perspective of total spending.</w:t>
+        <w:t xml:space="preserve">This indicator is related to the national accounts, which are critical for understanding and managing a country's economy. They provide a framework for the analysis of economic performance. National accounts are the basis for estimating the Gross Domestic Product (GDP) and Gross National Income (GNI), which are the most widely used indicator of economic performance. They are essential for government policymakers, providing the data needed to design and assess fiscal and monetary policies; and are also used by businesses and investors to assess the economic climate and make investment decisions. </w:t>
+      </w:r>
+      <w:r>
+        <w:rPr>
+          <w:rFonts w:ascii="Arial" w:eastAsia="Times New Roman" w:hAnsi="Arial" w:cs="Arial"/>
+          <w:color w:val="50595E"/>
+          <w:sz w:val="20"/>
+          <w:szCs w:val="20"/>
+          <w:highlight w:val="yellow"/>
+          <w:lang w:eastAsia="bg-BG"/>
+        </w:rPr>
+        <w:t>NAS enable comparison between economies, which is crucial for international trade, investment decisions, and economic competitiveness.</w:t>
+      </w:r>
+      <w:r>
+        <w:rPr>
+          <w:rFonts w:ascii="Arial" w:eastAsia="Times New Roman" w:hAnsi="Arial" w:cs="Arial"/>
+          <w:color w:val="50595E"/>
+          <w:sz w:val="20"/>
+          <w:szCs w:val="20"/>
+          <w:lang w:eastAsia="bg-BG"/>
+        </w:rPr>
+        <w:t xml:space="preserve"> More specifically, this indicator is related to the expenditure approach used to calculate GDP, which focuses on the total amount of spending on final goods and services within an economy over a specific period. Unlike the production approach, which looks at the supply side by summing the value of output produced by all sectors, the expenditure approach looks at the demand side by summing all expenditures. This demand-side analysis provides insights into the spending behaviors of different sectors, including households, businesses, the government, and foreign entities. Also, by breaking down expenditures into categories like consumption, investment, government spending, and net exports, it helps identify which components are driving or hindering economic growth. This approach can thus be used to assess the effectiveness of fiscal and monetary policies. Overall, the expenditure approach is crucial for understanding the dynamics of an economy, guiding policy decisions, and providing a comprehensive view of economic activity from the perspective of total spending.</w:t>
       </w:r>
     </w:p>
     <w:p>
@@ -460,9 +492,20 @@
           <w:color w:val="50595E"/>
           <w:sz w:val="20"/>
           <w:szCs w:val="20"/>
-          <w:lang w:eastAsia="bg-BG"/>
-        </w:rPr>
-        <w:t>Trade is the sum of exports and imports of goods and services. This indicator is expressed as a percentage of Gross Domestic Product (GDP) which is the total income earned through the production of goods and services in an economic territory during an accounting period.</w:t>
+          <w:highlight w:val="yellow"/>
+          <w:lang w:eastAsia="bg-BG"/>
+        </w:rPr>
+        <w:t>Trade is the sum of exports and imports of goods and services.</w:t>
+      </w:r>
+      <w:r>
+        <w:rPr>
+          <w:rFonts w:ascii="Arial" w:eastAsia="Times New Roman" w:hAnsi="Arial" w:cs="Arial"/>
+          <w:color w:val="50595E"/>
+          <w:sz w:val="20"/>
+          <w:szCs w:val="20"/>
+          <w:lang w:eastAsia="bg-BG"/>
+        </w:rPr>
+        <w:t xml:space="preserve"> This indicator is expressed as a percentage of Gross Domestic Product (GDP) which is the total income earned through the production of goods and services in an economic territory during an accounting period.</w:t>
       </w:r>
     </w:p>
     <w:p>
@@ -664,7 +707,28 @@
           <w:szCs w:val="20"/>
           <w:lang w:eastAsia="bg-BG"/>
         </w:rPr>
-        <w:t> Statistical concept(s): The conceptual elements of the SNA (System of National Accounts) measure what takes place in the economy, between which agents, and for what purpose. At the heart of the SNA is the production of goods and services. These may be used for consumption in the period to which the accounts relate or may be accumulated for use in a later period. In simple terms, the amount of value added generated by production represents GDP. The income corresponding to GDP is distributed to the various agents or groups of agents as income and it is the process of distributing and redistributing income that allows one agent to consume the goods and services produced by another agent or to acquire goods and services for later consumption. The way in which the SNA captures this pattern of economic flows is to identify the activities concerned by recognizing the institutional units in the economy and by specifying the structure of accounts capturing the transactions relevant to one stage or another of the process by which goods and services are produced and ultimately consumed.</w:t>
+        <w:t> Statistical concept(s): The conceptual elements of the SNA (System of National Accounts) measure what takes place in the economy, between which agents, and for what purpose. At the heart of the SNA is the production of goods and services</w:t>
+      </w:r>
+      <w:r>
+        <w:rPr>
+          <w:rFonts w:ascii="Arial" w:eastAsia="Times New Roman" w:hAnsi="Arial" w:cs="Arial"/>
+          <w:color w:val="50595E"/>
+          <w:sz w:val="20"/>
+          <w:szCs w:val="20"/>
+          <w:highlight w:val="yellow"/>
+          <w:lang w:eastAsia="bg-BG"/>
+        </w:rPr>
+        <w:t>. These may be used for consumption in the period to which the accounts relate or may be accumulated for use in a later period.</w:t>
+      </w:r>
+      <w:r>
+        <w:rPr>
+          <w:rFonts w:ascii="Arial" w:eastAsia="Times New Roman" w:hAnsi="Arial" w:cs="Arial"/>
+          <w:color w:val="50595E"/>
+          <w:sz w:val="20"/>
+          <w:szCs w:val="20"/>
+          <w:lang w:eastAsia="bg-BG"/>
+        </w:rPr>
+        <w:t xml:space="preserve"> In simple terms, the amount of value added generated by production represents GDP. The income corresponding to GDP is distributed to the various agents or groups of agents as income and it is the process of distributing and redistributing income that allows one agent to consume the goods and services produced by another agent or to acquire goods and services for later consumption. The way in which the SNA captures this pattern of economic flows is to identify the activities concerned by recognizing the institutional units in the economy and by specifying the structure of accounts capturing the transactions relevant to one stage or another of the process by which goods and services are produced and ultimately consumed.</w:t>
       </w:r>
     </w:p>
     <w:p>
@@ -778,6 +842,912 @@
           <w:t>All metadata</w:t>
         </w:r>
       </w:hyperlink>
+    </w:p>
+    <w:p>
+      <w:pPr>
+        <w:spacing w:before="100" w:beforeAutospacing="1" w:after="100" w:afterAutospacing="1" w:line="360" w:lineRule="auto"/>
+        <w:jc w:val="both"/>
+        <w:rPr>
+          <w:rFonts w:ascii="Arial" w:eastAsia="Times New Roman" w:hAnsi="Arial" w:cs="Arial"/>
+          <w:b/>
+          <w:bCs/>
+          <w:color w:val="0071BC"/>
+          <w:sz w:val="20"/>
+          <w:szCs w:val="20"/>
+          <w:lang w:eastAsia="bg-BG"/>
+        </w:rPr>
+      </w:pPr>
+    </w:p>
+    <w:p>
+      <w:pPr>
+        <w:spacing w:line="240" w:lineRule="auto"/>
+        <w:rPr>
+          <w:rFonts w:ascii="Arial" w:eastAsia="Times New Roman" w:hAnsi="Arial" w:cs="Arial"/>
+          <w:sz w:val="20"/>
+          <w:szCs w:val="20"/>
+          <w:lang w:eastAsia="bg-BG"/>
+        </w:rPr>
+      </w:pPr>
+      <w:r>
+        <w:rPr>
+          <w:rFonts w:ascii="Arial" w:eastAsia="Times New Roman" w:hAnsi="Arial" w:cs="Arial"/>
+          <w:sz w:val="20"/>
+          <w:szCs w:val="20"/>
+          <w:lang w:eastAsia="bg-BG"/>
+        </w:rPr>
+        <w:t xml:space="preserve">Trade expressed as a percentage of GDP can exceed 100% because </w:t>
+      </w:r>
+      <w:r>
+        <w:rPr>
+          <w:rFonts w:ascii="Arial" w:eastAsia="Times New Roman" w:hAnsi="Arial" w:cs="Arial"/>
+          <w:b/>
+          <w:bCs/>
+          <w:sz w:val="20"/>
+          <w:szCs w:val="20"/>
+          <w:lang w:eastAsia="bg-BG"/>
+        </w:rPr>
+        <w:t>it measures total trade volume (exports plus imports) against a country's net domestic production (GDP).</w:t>
+      </w:r>
+      <w:r>
+        <w:rPr>
+          <w:rFonts w:ascii="Arial" w:eastAsia="Times New Roman" w:hAnsi="Arial" w:cs="Arial"/>
+          <w:sz w:val="20"/>
+          <w:szCs w:val="20"/>
+          <w:lang w:eastAsia="bg-BG"/>
+        </w:rPr>
+        <w:t xml:space="preserve"> [</w:t>
+      </w:r>
+      <w:hyperlink r:id="rId7" w:history="1">
+        <w:r>
+          <w:rPr>
+            <w:rFonts w:ascii="Arial" w:eastAsia="Times New Roman" w:hAnsi="Arial" w:cs="Arial"/>
+            <w:color w:val="0000FF"/>
+            <w:sz w:val="20"/>
+            <w:szCs w:val="20"/>
+            <w:u w:val="single"/>
+            <w:lang w:eastAsia="bg-BG"/>
+          </w:rPr>
+          <w:t>1</w:t>
+        </w:r>
+      </w:hyperlink>
+      <w:r>
+        <w:rPr>
+          <w:rFonts w:ascii="Arial" w:eastAsia="Times New Roman" w:hAnsi="Arial" w:cs="Arial"/>
+          <w:sz w:val="20"/>
+          <w:szCs w:val="20"/>
+          <w:lang w:eastAsia="bg-BG"/>
+        </w:rPr>
+        <w:t xml:space="preserve">, </w:t>
+      </w:r>
+      <w:hyperlink r:id="rId8" w:history="1">
+        <w:r>
+          <w:rPr>
+            <w:rFonts w:ascii="Arial" w:eastAsia="Times New Roman" w:hAnsi="Arial" w:cs="Arial"/>
+            <w:color w:val="0000FF"/>
+            <w:sz w:val="20"/>
+            <w:szCs w:val="20"/>
+            <w:u w:val="single"/>
+            <w:lang w:eastAsia="bg-BG"/>
+          </w:rPr>
+          <w:t>2</w:t>
+        </w:r>
+      </w:hyperlink>
+      <w:r>
+        <w:rPr>
+          <w:rFonts w:ascii="Arial" w:eastAsia="Times New Roman" w:hAnsi="Arial" w:cs="Arial"/>
+          <w:sz w:val="20"/>
+          <w:szCs w:val="20"/>
+          <w:lang w:eastAsia="bg-BG"/>
+        </w:rPr>
+        <w:t xml:space="preserve">, </w:t>
+      </w:r>
+      <w:hyperlink r:id="rId9" w:history="1">
+        <w:r>
+          <w:rPr>
+            <w:rFonts w:ascii="Arial" w:eastAsia="Times New Roman" w:hAnsi="Arial" w:cs="Arial"/>
+            <w:color w:val="0000FF"/>
+            <w:sz w:val="20"/>
+            <w:szCs w:val="20"/>
+            <w:u w:val="single"/>
+            <w:lang w:eastAsia="bg-BG"/>
+          </w:rPr>
+          <w:t>3</w:t>
+        </w:r>
+      </w:hyperlink>
+      <w:r>
+        <w:rPr>
+          <w:rFonts w:ascii="Arial" w:eastAsia="Times New Roman" w:hAnsi="Arial" w:cs="Arial"/>
+          <w:sz w:val="20"/>
+          <w:szCs w:val="20"/>
+          <w:lang w:eastAsia="bg-BG"/>
+        </w:rPr>
+        <w:t xml:space="preserve">, </w:t>
+      </w:r>
+      <w:hyperlink r:id="rId10" w:history="1">
+        <w:r>
+          <w:rPr>
+            <w:rFonts w:ascii="Arial" w:eastAsia="Times New Roman" w:hAnsi="Arial" w:cs="Arial"/>
+            <w:color w:val="0000FF"/>
+            <w:sz w:val="20"/>
+            <w:szCs w:val="20"/>
+            <w:u w:val="single"/>
+            <w:lang w:eastAsia="bg-BG"/>
+          </w:rPr>
+          <w:t>4</w:t>
+        </w:r>
+      </w:hyperlink>
+      <w:r>
+        <w:rPr>
+          <w:rFonts w:ascii="Arial" w:eastAsia="Times New Roman" w:hAnsi="Arial" w:cs="Arial"/>
+          <w:sz w:val="20"/>
+          <w:szCs w:val="20"/>
+          <w:lang w:eastAsia="bg-BG"/>
+        </w:rPr>
+        <w:t>]</w:t>
+      </w:r>
+    </w:p>
+    <w:p>
+      <w:pPr>
+        <w:spacing w:line="240" w:lineRule="auto"/>
+        <w:rPr>
+          <w:rFonts w:ascii="Arial" w:eastAsia="Times New Roman" w:hAnsi="Arial" w:cs="Arial"/>
+          <w:sz w:val="20"/>
+          <w:szCs w:val="20"/>
+          <w:lang w:eastAsia="bg-BG"/>
+        </w:rPr>
+      </w:pPr>
+      <w:r>
+        <w:rPr>
+          <w:rFonts w:ascii="Arial" w:eastAsia="Times New Roman" w:hAnsi="Arial" w:cs="Arial"/>
+          <w:sz w:val="20"/>
+          <w:szCs w:val="20"/>
+          <w:lang w:eastAsia="bg-BG"/>
+        </w:rPr>
+        <w:t>Here is exactly how this happens:</w:t>
+      </w:r>
+    </w:p>
+    <w:p>
+      <w:pPr>
+        <w:spacing w:line="240" w:lineRule="auto"/>
+        <w:rPr>
+          <w:rFonts w:ascii="Arial" w:eastAsia="Times New Roman" w:hAnsi="Arial" w:cs="Arial"/>
+          <w:b/>
+          <w:bCs/>
+          <w:sz w:val="20"/>
+          <w:szCs w:val="20"/>
+          <w:lang w:eastAsia="bg-BG"/>
+        </w:rPr>
+      </w:pPr>
+      <w:r>
+        <w:rPr>
+          <w:rFonts w:ascii="Arial" w:eastAsia="Times New Roman" w:hAnsi="Arial" w:cs="Arial"/>
+          <w:b/>
+          <w:bCs/>
+          <w:sz w:val="20"/>
+          <w:szCs w:val="20"/>
+          <w:lang w:eastAsia="bg-BG"/>
+        </w:rPr>
+        <w:t>The Formula Causes It</w:t>
+      </w:r>
+    </w:p>
+    <w:p>
+      <w:pPr>
+        <w:numPr>
+          <w:ilvl w:val="0"/>
+          <w:numId w:val="2"/>
+        </w:numPr>
+        <w:spacing w:after="0" w:line="240" w:lineRule="auto"/>
+        <w:rPr>
+          <w:rFonts w:ascii="Arial" w:eastAsia="Times New Roman" w:hAnsi="Arial" w:cs="Arial"/>
+          <w:sz w:val="20"/>
+          <w:szCs w:val="20"/>
+          <w:lang w:eastAsia="bg-BG"/>
+        </w:rPr>
+      </w:pPr>
+      <w:r>
+        <w:rPr>
+          <w:rFonts w:ascii="Arial" w:eastAsia="Times New Roman" w:hAnsi="Arial" w:cs="Arial"/>
+          <w:b/>
+          <w:bCs/>
+          <w:sz w:val="20"/>
+          <w:szCs w:val="20"/>
+          <w:lang w:eastAsia="bg-BG"/>
+        </w:rPr>
+        <w:t>The Calculation:</w:t>
+      </w:r>
+      <w:r>
+        <w:rPr>
+          <w:rFonts w:ascii="Arial" w:eastAsia="Times New Roman" w:hAnsi="Arial" w:cs="Arial"/>
+          <w:sz w:val="20"/>
+          <w:szCs w:val="20"/>
+          <w:lang w:eastAsia="bg-BG"/>
+        </w:rPr>
+        <w:t xml:space="preserve"> The trade-to-GDP ratio is calculated as:</w:t>
+      </w:r>
+      <w:r>
+        <w:rPr>
+          <w:rFonts w:ascii="Arial" w:eastAsia="Times New Roman" w:hAnsi="Arial" w:cs="Arial"/>
+          <w:sz w:val="20"/>
+          <w:szCs w:val="20"/>
+          <w:lang w:eastAsia="bg-BG"/>
+        </w:rPr>
+        <w:br/>
+      </w:r>
+    </w:p>
+    <w:p>
+      <w:pPr>
+        <w:spacing w:after="0" w:line="240" w:lineRule="auto"/>
+        <w:ind w:left="720"/>
+        <w:rPr>
+          <w:rFonts w:ascii="Arial" w:eastAsia="Times New Roman" w:hAnsi="Arial" w:cs="Arial"/>
+          <w:sz w:val="20"/>
+          <w:szCs w:val="20"/>
+          <w:lang w:eastAsia="bg-BG"/>
+        </w:rPr>
+      </w:pPr>
+      <w:r>
+        <w:rPr>
+          <w:rFonts w:ascii="Arial" w:eastAsia="Times New Roman" w:hAnsi="Arial" w:cs="Arial"/>
+          <w:noProof/>
+          <w:sz w:val="20"/>
+          <w:szCs w:val="20"/>
+          <w:lang w:eastAsia="bg-BG"/>
+        </w:rPr>
+        <w:drawing>
+          <wp:inline distT="0" distB="0" distL="0" distR="0" wp14:anchorId="780F3D6D" wp14:editId="758F5FB1">
+            <wp:extent cx="4229690" cy="866896"/>
+            <wp:effectExtent l="0" t="0" r="0" b="9525"/>
+            <wp:docPr id="1" name="Picture 1"/>
+            <wp:cNvGraphicFramePr>
+              <a:graphicFrameLocks xmlns:a="http://schemas.openxmlformats.org/drawingml/2006/main" noChangeAspect="1"/>
+            </wp:cNvGraphicFramePr>
+            <a:graphic xmlns:a="http://schemas.openxmlformats.org/drawingml/2006/main">
+              <a:graphicData uri="http://schemas.openxmlformats.org/drawingml/2006/picture">
+                <pic:pic xmlns:pic="http://schemas.openxmlformats.org/drawingml/2006/picture">
+                  <pic:nvPicPr>
+                    <pic:cNvPr id="1" name="Picture 1"/>
+                    <pic:cNvPicPr/>
+                  </pic:nvPicPr>
+                  <pic:blipFill>
+                    <a:blip r:embed="rId11">
+                      <a:extLst>
+                        <a:ext uri="{28A0092B-C50C-407E-A947-70E740481C1C}">
+                          <a14:useLocalDpi xmlns:a14="http://schemas.microsoft.com/office/drawing/2010/main" val="0"/>
+                        </a:ext>
+                      </a:extLst>
+                    </a:blip>
+                    <a:stretch>
+                      <a:fillRect/>
+                    </a:stretch>
+                  </pic:blipFill>
+                  <pic:spPr>
+                    <a:xfrm>
+                      <a:off x="0" y="0"/>
+                      <a:ext cx="4229690" cy="866896"/>
+                    </a:xfrm>
+                    <a:prstGeom prst="rect">
+                      <a:avLst/>
+                    </a:prstGeom>
+                  </pic:spPr>
+                </pic:pic>
+              </a:graphicData>
+            </a:graphic>
+          </wp:inline>
+        </w:drawing>
+      </w:r>
+    </w:p>
+    <w:p>
+      <w:pPr>
+        <w:numPr>
+          <w:ilvl w:val="0"/>
+          <w:numId w:val="2"/>
+        </w:numPr>
+        <w:spacing w:after="0" w:line="240" w:lineRule="auto"/>
+        <w:rPr>
+          <w:rFonts w:ascii="Arial" w:eastAsia="Times New Roman" w:hAnsi="Arial" w:cs="Arial"/>
+          <w:sz w:val="20"/>
+          <w:szCs w:val="20"/>
+          <w:lang w:eastAsia="bg-BG"/>
+        </w:rPr>
+      </w:pPr>
+      <w:r>
+        <w:rPr>
+          <w:rFonts w:ascii="Arial" w:eastAsia="Times New Roman" w:hAnsi="Arial" w:cs="Arial"/>
+          <w:b/>
+          <w:bCs/>
+          <w:sz w:val="20"/>
+          <w:szCs w:val="20"/>
+          <w:lang w:eastAsia="bg-BG"/>
+        </w:rPr>
+        <w:lastRenderedPageBreak/>
+        <w:t>Gross vs. Net:</w:t>
+      </w:r>
+      <w:r>
+        <w:rPr>
+          <w:rFonts w:ascii="Arial" w:eastAsia="Times New Roman" w:hAnsi="Arial" w:cs="Arial"/>
+          <w:sz w:val="20"/>
+          <w:szCs w:val="20"/>
+          <w:lang w:eastAsia="bg-BG"/>
+        </w:rPr>
+        <w:t xml:space="preserve"> Exports and imports are measured in </w:t>
+      </w:r>
+      <w:r>
+        <w:rPr>
+          <w:rFonts w:ascii="Arial" w:eastAsia="Times New Roman" w:hAnsi="Arial" w:cs="Arial"/>
+          <w:b/>
+          <w:bCs/>
+          <w:sz w:val="20"/>
+          <w:szCs w:val="20"/>
+          <w:lang w:eastAsia="bg-BG"/>
+        </w:rPr>
+        <w:t>gross terms</w:t>
+      </w:r>
+      <w:r>
+        <w:rPr>
+          <w:rFonts w:ascii="Arial" w:eastAsia="Times New Roman" w:hAnsi="Arial" w:cs="Arial"/>
+          <w:sz w:val="20"/>
+          <w:szCs w:val="20"/>
+          <w:lang w:eastAsia="bg-BG"/>
+        </w:rPr>
+        <w:t xml:space="preserve"> (the total invoice value of the goods).</w:t>
+      </w:r>
+    </w:p>
+    <w:p>
+      <w:pPr>
+        <w:numPr>
+          <w:ilvl w:val="0"/>
+          <w:numId w:val="2"/>
+        </w:numPr>
+        <w:spacing w:after="0" w:line="240" w:lineRule="auto"/>
+        <w:rPr>
+          <w:rFonts w:ascii="Arial" w:eastAsia="Times New Roman" w:hAnsi="Arial" w:cs="Arial"/>
+          <w:sz w:val="20"/>
+          <w:szCs w:val="20"/>
+          <w:lang w:eastAsia="bg-BG"/>
+        </w:rPr>
+      </w:pPr>
+      <w:r>
+        <w:rPr>
+          <w:rFonts w:ascii="Arial" w:eastAsia="Times New Roman" w:hAnsi="Arial" w:cs="Arial"/>
+          <w:b/>
+          <w:bCs/>
+          <w:sz w:val="20"/>
+          <w:szCs w:val="20"/>
+          <w:lang w:eastAsia="bg-BG"/>
+        </w:rPr>
+        <w:t>GDP is Value-Added:</w:t>
+      </w:r>
+      <w:r>
+        <w:rPr>
+          <w:rFonts w:ascii="Arial" w:eastAsia="Times New Roman" w:hAnsi="Arial" w:cs="Arial"/>
+          <w:sz w:val="20"/>
+          <w:szCs w:val="20"/>
+          <w:lang w:eastAsia="bg-BG"/>
+        </w:rPr>
+        <w:t xml:space="preserve"> GDP measures only the </w:t>
+      </w:r>
+      <w:r>
+        <w:rPr>
+          <w:rFonts w:ascii="Arial" w:eastAsia="Times New Roman" w:hAnsi="Arial" w:cs="Arial"/>
+          <w:b/>
+          <w:bCs/>
+          <w:sz w:val="20"/>
+          <w:szCs w:val="20"/>
+          <w:lang w:eastAsia="bg-BG"/>
+        </w:rPr>
+        <w:t>value-added</w:t>
+      </w:r>
+      <w:r>
+        <w:rPr>
+          <w:rFonts w:ascii="Arial" w:eastAsia="Times New Roman" w:hAnsi="Arial" w:cs="Arial"/>
+          <w:sz w:val="20"/>
+          <w:szCs w:val="20"/>
+          <w:lang w:eastAsia="bg-BG"/>
+        </w:rPr>
+        <w:t xml:space="preserve"> at each stage of domestic production, not the total transaction values. [</w:t>
+      </w:r>
+      <w:hyperlink r:id="rId12" w:history="1">
+        <w:r>
+          <w:rPr>
+            <w:rFonts w:ascii="Arial" w:eastAsia="Times New Roman" w:hAnsi="Arial" w:cs="Arial"/>
+            <w:color w:val="0000FF"/>
+            <w:sz w:val="20"/>
+            <w:szCs w:val="20"/>
+            <w:u w:val="single"/>
+            <w:lang w:eastAsia="bg-BG"/>
+          </w:rPr>
+          <w:t>1</w:t>
+        </w:r>
+      </w:hyperlink>
+      <w:r>
+        <w:rPr>
+          <w:rFonts w:ascii="Arial" w:eastAsia="Times New Roman" w:hAnsi="Arial" w:cs="Arial"/>
+          <w:sz w:val="20"/>
+          <w:szCs w:val="20"/>
+          <w:lang w:eastAsia="bg-BG"/>
+        </w:rPr>
+        <w:t xml:space="preserve">, </w:t>
+      </w:r>
+      <w:hyperlink r:id="rId13" w:history="1">
+        <w:r>
+          <w:rPr>
+            <w:rFonts w:ascii="Arial" w:eastAsia="Times New Roman" w:hAnsi="Arial" w:cs="Arial"/>
+            <w:color w:val="0000FF"/>
+            <w:sz w:val="20"/>
+            <w:szCs w:val="20"/>
+            <w:u w:val="single"/>
+            <w:lang w:eastAsia="bg-BG"/>
+          </w:rPr>
+          <w:t>2</w:t>
+        </w:r>
+      </w:hyperlink>
+      <w:r>
+        <w:rPr>
+          <w:rFonts w:ascii="Arial" w:eastAsia="Times New Roman" w:hAnsi="Arial" w:cs="Arial"/>
+          <w:sz w:val="20"/>
+          <w:szCs w:val="20"/>
+          <w:lang w:eastAsia="bg-BG"/>
+        </w:rPr>
+        <w:t xml:space="preserve">, </w:t>
+      </w:r>
+      <w:hyperlink r:id="rId14" w:history="1">
+        <w:r>
+          <w:rPr>
+            <w:rFonts w:ascii="Arial" w:eastAsia="Times New Roman" w:hAnsi="Arial" w:cs="Arial"/>
+            <w:color w:val="0000FF"/>
+            <w:sz w:val="20"/>
+            <w:szCs w:val="20"/>
+            <w:u w:val="single"/>
+            <w:lang w:eastAsia="bg-BG"/>
+          </w:rPr>
+          <w:t>3</w:t>
+        </w:r>
+      </w:hyperlink>
+      <w:r>
+        <w:rPr>
+          <w:rFonts w:ascii="Arial" w:eastAsia="Times New Roman" w:hAnsi="Arial" w:cs="Arial"/>
+          <w:sz w:val="20"/>
+          <w:szCs w:val="20"/>
+          <w:lang w:eastAsia="bg-BG"/>
+        </w:rPr>
+        <w:t xml:space="preserve">, </w:t>
+      </w:r>
+      <w:hyperlink r:id="rId15" w:history="1">
+        <w:r>
+          <w:rPr>
+            <w:rFonts w:ascii="Arial" w:eastAsia="Times New Roman" w:hAnsi="Arial" w:cs="Arial"/>
+            <w:color w:val="0000FF"/>
+            <w:sz w:val="20"/>
+            <w:szCs w:val="20"/>
+            <w:u w:val="single"/>
+            <w:lang w:eastAsia="bg-BG"/>
+          </w:rPr>
+          <w:t>4</w:t>
+        </w:r>
+      </w:hyperlink>
+      <w:r>
+        <w:rPr>
+          <w:rFonts w:ascii="Arial" w:eastAsia="Times New Roman" w:hAnsi="Arial" w:cs="Arial"/>
+          <w:sz w:val="20"/>
+          <w:szCs w:val="20"/>
+          <w:lang w:eastAsia="bg-BG"/>
+        </w:rPr>
+        <w:t xml:space="preserve">, </w:t>
+      </w:r>
+      <w:hyperlink r:id="rId16" w:history="1">
+        <w:r>
+          <w:rPr>
+            <w:rFonts w:ascii="Arial" w:eastAsia="Times New Roman" w:hAnsi="Arial" w:cs="Arial"/>
+            <w:color w:val="0000FF"/>
+            <w:sz w:val="20"/>
+            <w:szCs w:val="20"/>
+            <w:u w:val="single"/>
+            <w:lang w:eastAsia="bg-BG"/>
+          </w:rPr>
+          <w:t>5</w:t>
+        </w:r>
+      </w:hyperlink>
+      <w:r>
+        <w:rPr>
+          <w:rFonts w:ascii="Arial" w:eastAsia="Times New Roman" w:hAnsi="Arial" w:cs="Arial"/>
+          <w:sz w:val="20"/>
+          <w:szCs w:val="20"/>
+          <w:lang w:eastAsia="bg-BG"/>
+        </w:rPr>
+        <w:t>]</w:t>
+      </w:r>
+    </w:p>
+    <w:p>
+      <w:pPr>
+        <w:spacing w:after="0" w:line="240" w:lineRule="auto"/>
+        <w:ind w:left="720"/>
+        <w:rPr>
+          <w:rFonts w:ascii="Arial" w:eastAsia="Times New Roman" w:hAnsi="Arial" w:cs="Arial"/>
+          <w:sz w:val="20"/>
+          <w:szCs w:val="20"/>
+          <w:lang w:eastAsia="bg-BG"/>
+        </w:rPr>
+      </w:pPr>
+    </w:p>
+    <w:p>
+      <w:pPr>
+        <w:spacing w:line="240" w:lineRule="auto"/>
+        <w:rPr>
+          <w:rFonts w:ascii="Arial" w:eastAsia="Times New Roman" w:hAnsi="Arial" w:cs="Arial"/>
+          <w:b/>
+          <w:bCs/>
+          <w:sz w:val="20"/>
+          <w:szCs w:val="20"/>
+          <w:lang w:eastAsia="bg-BG"/>
+        </w:rPr>
+      </w:pPr>
+      <w:r>
+        <w:rPr>
+          <w:rFonts w:ascii="Arial" w:eastAsia="Times New Roman" w:hAnsi="Arial" w:cs="Arial"/>
+          <w:b/>
+          <w:bCs/>
+          <w:sz w:val="20"/>
+          <w:szCs w:val="20"/>
+          <w:lang w:eastAsia="bg-BG"/>
+        </w:rPr>
+        <w:t>Key Reasons for Exceeding 100%</w:t>
+      </w:r>
+    </w:p>
+    <w:p>
+      <w:pPr>
+        <w:numPr>
+          <w:ilvl w:val="0"/>
+          <w:numId w:val="3"/>
+        </w:numPr>
+        <w:spacing w:after="0" w:line="240" w:lineRule="auto"/>
+        <w:rPr>
+          <w:rFonts w:ascii="Arial" w:eastAsia="Times New Roman" w:hAnsi="Arial" w:cs="Arial"/>
+          <w:sz w:val="20"/>
+          <w:szCs w:val="20"/>
+          <w:lang w:eastAsia="bg-BG"/>
+        </w:rPr>
+      </w:pPr>
+      <w:r>
+        <w:rPr>
+          <w:rFonts w:ascii="Arial" w:eastAsia="Times New Roman" w:hAnsi="Arial" w:cs="Arial"/>
+          <w:b/>
+          <w:bCs/>
+          <w:sz w:val="20"/>
+          <w:szCs w:val="20"/>
+          <w:lang w:eastAsia="bg-BG"/>
+        </w:rPr>
+        <w:t>Global Supply Chains:</w:t>
+      </w:r>
+      <w:r>
+        <w:rPr>
+          <w:rFonts w:ascii="Arial" w:eastAsia="Times New Roman" w:hAnsi="Arial" w:cs="Arial"/>
+          <w:sz w:val="20"/>
+          <w:szCs w:val="20"/>
+          <w:lang w:eastAsia="bg-BG"/>
+        </w:rPr>
+        <w:t xml:space="preserve"> Countries import raw materials, assemble them, and export the finished goods. The same component is counted multiple times in trade data, but only its processing value adds to GDP. [</w:t>
+      </w:r>
+      <w:hyperlink r:id="rId17" w:history="1">
+        <w:r>
+          <w:rPr>
+            <w:rFonts w:ascii="Arial" w:eastAsia="Times New Roman" w:hAnsi="Arial" w:cs="Arial"/>
+            <w:color w:val="0000FF"/>
+            <w:sz w:val="20"/>
+            <w:szCs w:val="20"/>
+            <w:u w:val="single"/>
+            <w:lang w:eastAsia="bg-BG"/>
+          </w:rPr>
+          <w:t>1</w:t>
+        </w:r>
+      </w:hyperlink>
+      <w:r>
+        <w:rPr>
+          <w:rFonts w:ascii="Arial" w:eastAsia="Times New Roman" w:hAnsi="Arial" w:cs="Arial"/>
+          <w:sz w:val="20"/>
+          <w:szCs w:val="20"/>
+          <w:lang w:eastAsia="bg-BG"/>
+        </w:rPr>
+        <w:t xml:space="preserve">, </w:t>
+      </w:r>
+      <w:hyperlink r:id="rId18" w:history="1">
+        <w:r>
+          <w:rPr>
+            <w:rFonts w:ascii="Arial" w:eastAsia="Times New Roman" w:hAnsi="Arial" w:cs="Arial"/>
+            <w:color w:val="0000FF"/>
+            <w:sz w:val="20"/>
+            <w:szCs w:val="20"/>
+            <w:u w:val="single"/>
+            <w:lang w:eastAsia="bg-BG"/>
+          </w:rPr>
+          <w:t>2</w:t>
+        </w:r>
+      </w:hyperlink>
+      <w:r>
+        <w:rPr>
+          <w:rFonts w:ascii="Arial" w:eastAsia="Times New Roman" w:hAnsi="Arial" w:cs="Arial"/>
+          <w:sz w:val="20"/>
+          <w:szCs w:val="20"/>
+          <w:lang w:eastAsia="bg-BG"/>
+        </w:rPr>
+        <w:t xml:space="preserve">, </w:t>
+      </w:r>
+      <w:hyperlink r:id="rId19" w:history="1">
+        <w:r>
+          <w:rPr>
+            <w:rFonts w:ascii="Arial" w:eastAsia="Times New Roman" w:hAnsi="Arial" w:cs="Arial"/>
+            <w:color w:val="0000FF"/>
+            <w:sz w:val="20"/>
+            <w:szCs w:val="20"/>
+            <w:u w:val="single"/>
+            <w:lang w:eastAsia="bg-BG"/>
+          </w:rPr>
+          <w:t>3</w:t>
+        </w:r>
+      </w:hyperlink>
+      <w:r>
+        <w:rPr>
+          <w:rFonts w:ascii="Arial" w:eastAsia="Times New Roman" w:hAnsi="Arial" w:cs="Arial"/>
+          <w:sz w:val="20"/>
+          <w:szCs w:val="20"/>
+          <w:lang w:eastAsia="bg-BG"/>
+        </w:rPr>
+        <w:t>]</w:t>
+      </w:r>
+    </w:p>
+    <w:p>
+      <w:pPr>
+        <w:numPr>
+          <w:ilvl w:val="0"/>
+          <w:numId w:val="3"/>
+        </w:numPr>
+        <w:spacing w:after="0" w:line="240" w:lineRule="auto"/>
+        <w:rPr>
+          <w:rFonts w:ascii="Arial" w:eastAsia="Times New Roman" w:hAnsi="Arial" w:cs="Arial"/>
+          <w:sz w:val="20"/>
+          <w:szCs w:val="20"/>
+          <w:lang w:eastAsia="bg-BG"/>
+        </w:rPr>
+      </w:pPr>
+      <w:r>
+        <w:rPr>
+          <w:rFonts w:ascii="Arial" w:eastAsia="Times New Roman" w:hAnsi="Arial" w:cs="Arial"/>
+          <w:b/>
+          <w:bCs/>
+          <w:sz w:val="20"/>
+          <w:szCs w:val="20"/>
+          <w:lang w:eastAsia="bg-BG"/>
+        </w:rPr>
+        <w:t>Entrepot Trade:</w:t>
+      </w:r>
+      <w:r>
+        <w:rPr>
+          <w:rFonts w:ascii="Arial" w:eastAsia="Times New Roman" w:hAnsi="Arial" w:cs="Arial"/>
+          <w:sz w:val="20"/>
+          <w:szCs w:val="20"/>
+          <w:lang w:eastAsia="bg-BG"/>
+        </w:rPr>
+        <w:t xml:space="preserve"> Entrepôts act as trading hubs. They import massive quantities of goods solely to re-export them to other nations with minimal changes. [</w:t>
+      </w:r>
+      <w:hyperlink r:id="rId20" w:history="1">
+        <w:r>
+          <w:rPr>
+            <w:rFonts w:ascii="Arial" w:eastAsia="Times New Roman" w:hAnsi="Arial" w:cs="Arial"/>
+            <w:color w:val="0000FF"/>
+            <w:sz w:val="20"/>
+            <w:szCs w:val="20"/>
+            <w:u w:val="single"/>
+            <w:lang w:eastAsia="bg-BG"/>
+          </w:rPr>
+          <w:t>1</w:t>
+        </w:r>
+      </w:hyperlink>
+      <w:r>
+        <w:rPr>
+          <w:rFonts w:ascii="Arial" w:eastAsia="Times New Roman" w:hAnsi="Arial" w:cs="Arial"/>
+          <w:sz w:val="20"/>
+          <w:szCs w:val="20"/>
+          <w:lang w:eastAsia="bg-BG"/>
+        </w:rPr>
+        <w:t xml:space="preserve">, </w:t>
+      </w:r>
+      <w:hyperlink r:id="rId21" w:history="1">
+        <w:r>
+          <w:rPr>
+            <w:rFonts w:ascii="Arial" w:eastAsia="Times New Roman" w:hAnsi="Arial" w:cs="Arial"/>
+            <w:color w:val="0000FF"/>
+            <w:sz w:val="20"/>
+            <w:szCs w:val="20"/>
+            <w:u w:val="single"/>
+            <w:lang w:eastAsia="bg-BG"/>
+          </w:rPr>
+          <w:t>2</w:t>
+        </w:r>
+      </w:hyperlink>
+      <w:r>
+        <w:rPr>
+          <w:rFonts w:ascii="Arial" w:eastAsia="Times New Roman" w:hAnsi="Arial" w:cs="Arial"/>
+          <w:sz w:val="20"/>
+          <w:szCs w:val="20"/>
+          <w:lang w:eastAsia="bg-BG"/>
+        </w:rPr>
+        <w:t>]</w:t>
+      </w:r>
+    </w:p>
+    <w:p>
+      <w:pPr>
+        <w:numPr>
+          <w:ilvl w:val="0"/>
+          <w:numId w:val="3"/>
+        </w:numPr>
+        <w:spacing w:after="0" w:line="240" w:lineRule="auto"/>
+        <w:rPr>
+          <w:rFonts w:ascii="Arial" w:eastAsia="Times New Roman" w:hAnsi="Arial" w:cs="Arial"/>
+          <w:sz w:val="20"/>
+          <w:szCs w:val="20"/>
+          <w:lang w:eastAsia="bg-BG"/>
+        </w:rPr>
+      </w:pPr>
+      <w:r>
+        <w:rPr>
+          <w:rFonts w:ascii="Arial" w:eastAsia="Times New Roman" w:hAnsi="Arial" w:cs="Arial"/>
+          <w:b/>
+          <w:bCs/>
+          <w:sz w:val="20"/>
+          <w:szCs w:val="20"/>
+          <w:lang w:eastAsia="bg-BG"/>
+        </w:rPr>
+        <w:t>Small, Open Economies:</w:t>
+      </w:r>
+      <w:r>
+        <w:rPr>
+          <w:rFonts w:ascii="Arial" w:eastAsia="Times New Roman" w:hAnsi="Arial" w:cs="Arial"/>
+          <w:sz w:val="20"/>
+          <w:szCs w:val="20"/>
+          <w:lang w:eastAsia="bg-BG"/>
+        </w:rPr>
+        <w:t xml:space="preserve"> Small nations with highly specialized industries rely heavily on foreign markets for both purchasing inputs and selling outputs. [</w:t>
+      </w:r>
+      <w:hyperlink r:id="rId22" w:history="1">
+        <w:r>
+          <w:rPr>
+            <w:rFonts w:ascii="Arial" w:eastAsia="Times New Roman" w:hAnsi="Arial" w:cs="Arial"/>
+            <w:color w:val="0000FF"/>
+            <w:sz w:val="20"/>
+            <w:szCs w:val="20"/>
+            <w:u w:val="single"/>
+            <w:lang w:eastAsia="bg-BG"/>
+          </w:rPr>
+          <w:t>1</w:t>
+        </w:r>
+      </w:hyperlink>
+      <w:r>
+        <w:rPr>
+          <w:rFonts w:ascii="Arial" w:eastAsia="Times New Roman" w:hAnsi="Arial" w:cs="Arial"/>
+          <w:sz w:val="20"/>
+          <w:szCs w:val="20"/>
+          <w:lang w:eastAsia="bg-BG"/>
+        </w:rPr>
+        <w:t>]</w:t>
+      </w:r>
+    </w:p>
+    <w:p>
+      <w:pPr>
+        <w:spacing w:after="0" w:line="240" w:lineRule="auto"/>
+        <w:ind w:left="720"/>
+        <w:rPr>
+          <w:rFonts w:ascii="Arial" w:eastAsia="Times New Roman" w:hAnsi="Arial" w:cs="Arial"/>
+          <w:sz w:val="20"/>
+          <w:szCs w:val="20"/>
+          <w:lang w:eastAsia="bg-BG"/>
+        </w:rPr>
+      </w:pPr>
+    </w:p>
+    <w:p>
+      <w:pPr>
+        <w:spacing w:line="240" w:lineRule="auto"/>
+        <w:rPr>
+          <w:rFonts w:ascii="Arial" w:eastAsia="Times New Roman" w:hAnsi="Arial" w:cs="Arial"/>
+          <w:b/>
+          <w:bCs/>
+          <w:sz w:val="20"/>
+          <w:szCs w:val="20"/>
+          <w:lang w:eastAsia="bg-BG"/>
+        </w:rPr>
+      </w:pPr>
+      <w:r>
+        <w:rPr>
+          <w:rFonts w:ascii="Arial" w:eastAsia="Times New Roman" w:hAnsi="Arial" w:cs="Arial"/>
+          <w:b/>
+          <w:bCs/>
+          <w:sz w:val="20"/>
+          <w:szCs w:val="20"/>
+          <w:lang w:eastAsia="bg-BG"/>
+        </w:rPr>
+        <w:t>Common Examples</w:t>
+      </w:r>
+    </w:p>
+    <w:p>
+      <w:pPr>
+        <w:numPr>
+          <w:ilvl w:val="0"/>
+          <w:numId w:val="4"/>
+        </w:numPr>
+        <w:spacing w:after="0" w:line="240" w:lineRule="auto"/>
+        <w:rPr>
+          <w:rFonts w:ascii="Arial" w:eastAsia="Times New Roman" w:hAnsi="Arial" w:cs="Arial"/>
+          <w:sz w:val="20"/>
+          <w:szCs w:val="20"/>
+          <w:lang w:eastAsia="bg-BG"/>
+        </w:rPr>
+      </w:pPr>
+      <w:r>
+        <w:rPr>
+          <w:rFonts w:ascii="Arial" w:eastAsia="Times New Roman" w:hAnsi="Arial" w:cs="Arial"/>
+          <w:b/>
+          <w:bCs/>
+          <w:sz w:val="20"/>
+          <w:szCs w:val="20"/>
+          <w:lang w:eastAsia="bg-BG"/>
+        </w:rPr>
+        <w:t>Singapore and Hong Kong:</w:t>
+      </w:r>
+      <w:r>
+        <w:rPr>
+          <w:rFonts w:ascii="Arial" w:eastAsia="Times New Roman" w:hAnsi="Arial" w:cs="Arial"/>
+          <w:sz w:val="20"/>
+          <w:szCs w:val="20"/>
+          <w:lang w:eastAsia="bg-BG"/>
+        </w:rPr>
+        <w:t xml:space="preserve"> These port cities often see ratios between 200% and 400% due to massive re-export volumes.</w:t>
+      </w:r>
+    </w:p>
+    <w:p>
+      <w:pPr>
+        <w:numPr>
+          <w:ilvl w:val="0"/>
+          <w:numId w:val="4"/>
+        </w:numPr>
+        <w:spacing w:after="0" w:line="240" w:lineRule="auto"/>
+        <w:rPr>
+          <w:rFonts w:ascii="Arial" w:eastAsia="Times New Roman" w:hAnsi="Arial" w:cs="Arial"/>
+          <w:sz w:val="20"/>
+          <w:szCs w:val="20"/>
+          <w:lang w:eastAsia="bg-BG"/>
+        </w:rPr>
+      </w:pPr>
+      <w:r>
+        <w:rPr>
+          <w:rFonts w:ascii="Arial" w:eastAsia="Times New Roman" w:hAnsi="Arial" w:cs="Arial"/>
+          <w:b/>
+          <w:bCs/>
+          <w:sz w:val="20"/>
+          <w:szCs w:val="20"/>
+          <w:lang w:eastAsia="bg-BG"/>
+        </w:rPr>
+        <w:t>Luxembourg:</w:t>
+      </w:r>
+      <w:r>
+        <w:rPr>
+          <w:rFonts w:ascii="Arial" w:eastAsia="Times New Roman" w:hAnsi="Arial" w:cs="Arial"/>
+          <w:sz w:val="20"/>
+          <w:szCs w:val="20"/>
+          <w:lang w:eastAsia="bg-BG"/>
+        </w:rPr>
+        <w:t xml:space="preserve"> Driven by high cross-border financial services and central European logistics.</w:t>
+      </w:r>
+    </w:p>
+    <w:p>
+      <w:pPr>
+        <w:spacing w:before="100" w:beforeAutospacing="1" w:after="100" w:afterAutospacing="1" w:line="360" w:lineRule="auto"/>
+        <w:jc w:val="both"/>
+        <w:rPr>
+          <w:rFonts w:ascii="Arial" w:eastAsia="Times New Roman" w:hAnsi="Arial" w:cs="Arial"/>
+          <w:color w:val="50595E"/>
+          <w:sz w:val="20"/>
+          <w:szCs w:val="20"/>
+          <w:lang w:eastAsia="bg-BG"/>
+        </w:rPr>
+      </w:pPr>
     </w:p>
     <w:p>
       <w:pPr>
@@ -946,8 +1916,464 @@
       </w:rPr>
     </w:lvl>
   </w:abstractNum>
+  <w:abstractNum w:abstractNumId="1" w15:restartNumberingAfterBreak="0">
+    <w:nsid w:val="3FB41597"/>
+    <w:multiLevelType w:val="multilevel"/>
+    <w:tmpl w:val="D24EA9A4"/>
+    <w:lvl w:ilvl="0">
+      <w:start w:val="1"/>
+      <w:numFmt w:val="bullet"/>
+      <w:lvlText w:val=""/>
+      <w:lvlJc w:val="left"/>
+      <w:pPr>
+        <w:tabs>
+          <w:tab w:val="num" w:pos="720"/>
+        </w:tabs>
+        <w:ind w:left="720" w:hanging="360"/>
+      </w:pPr>
+      <w:rPr>
+        <w:rFonts w:ascii="Symbol" w:hAnsi="Symbol" w:hint="default"/>
+        <w:sz w:val="20"/>
+      </w:rPr>
+    </w:lvl>
+    <w:lvl w:ilvl="1" w:tentative="1">
+      <w:start w:val="1"/>
+      <w:numFmt w:val="bullet"/>
+      <w:lvlText w:val="o"/>
+      <w:lvlJc w:val="left"/>
+      <w:pPr>
+        <w:tabs>
+          <w:tab w:val="num" w:pos="1440"/>
+        </w:tabs>
+        <w:ind w:left="1440" w:hanging="360"/>
+      </w:pPr>
+      <w:rPr>
+        <w:rFonts w:ascii="Courier New" w:hAnsi="Courier New" w:hint="default"/>
+        <w:sz w:val="20"/>
+      </w:rPr>
+    </w:lvl>
+    <w:lvl w:ilvl="2" w:tentative="1">
+      <w:start w:val="1"/>
+      <w:numFmt w:val="bullet"/>
+      <w:lvlText w:val=""/>
+      <w:lvlJc w:val="left"/>
+      <w:pPr>
+        <w:tabs>
+          <w:tab w:val="num" w:pos="2160"/>
+        </w:tabs>
+        <w:ind w:left="2160" w:hanging="360"/>
+      </w:pPr>
+      <w:rPr>
+        <w:rFonts w:ascii="Wingdings" w:hAnsi="Wingdings" w:hint="default"/>
+        <w:sz w:val="20"/>
+      </w:rPr>
+    </w:lvl>
+    <w:lvl w:ilvl="3" w:tentative="1">
+      <w:start w:val="1"/>
+      <w:numFmt w:val="bullet"/>
+      <w:lvlText w:val=""/>
+      <w:lvlJc w:val="left"/>
+      <w:pPr>
+        <w:tabs>
+          <w:tab w:val="num" w:pos="2880"/>
+        </w:tabs>
+        <w:ind w:left="2880" w:hanging="360"/>
+      </w:pPr>
+      <w:rPr>
+        <w:rFonts w:ascii="Wingdings" w:hAnsi="Wingdings" w:hint="default"/>
+        <w:sz w:val="20"/>
+      </w:rPr>
+    </w:lvl>
+    <w:lvl w:ilvl="4" w:tentative="1">
+      <w:start w:val="1"/>
+      <w:numFmt w:val="bullet"/>
+      <w:lvlText w:val=""/>
+      <w:lvlJc w:val="left"/>
+      <w:pPr>
+        <w:tabs>
+          <w:tab w:val="num" w:pos="3600"/>
+        </w:tabs>
+        <w:ind w:left="3600" w:hanging="360"/>
+      </w:pPr>
+      <w:rPr>
+        <w:rFonts w:ascii="Wingdings" w:hAnsi="Wingdings" w:hint="default"/>
+        <w:sz w:val="20"/>
+      </w:rPr>
+    </w:lvl>
+    <w:lvl w:ilvl="5" w:tentative="1">
+      <w:start w:val="1"/>
+      <w:numFmt w:val="bullet"/>
+      <w:lvlText w:val=""/>
+      <w:lvlJc w:val="left"/>
+      <w:pPr>
+        <w:tabs>
+          <w:tab w:val="num" w:pos="4320"/>
+        </w:tabs>
+        <w:ind w:left="4320" w:hanging="360"/>
+      </w:pPr>
+      <w:rPr>
+        <w:rFonts w:ascii="Wingdings" w:hAnsi="Wingdings" w:hint="default"/>
+        <w:sz w:val="20"/>
+      </w:rPr>
+    </w:lvl>
+    <w:lvl w:ilvl="6" w:tentative="1">
+      <w:start w:val="1"/>
+      <w:numFmt w:val="bullet"/>
+      <w:lvlText w:val=""/>
+      <w:lvlJc w:val="left"/>
+      <w:pPr>
+        <w:tabs>
+          <w:tab w:val="num" w:pos="5040"/>
+        </w:tabs>
+        <w:ind w:left="5040" w:hanging="360"/>
+      </w:pPr>
+      <w:rPr>
+        <w:rFonts w:ascii="Wingdings" w:hAnsi="Wingdings" w:hint="default"/>
+        <w:sz w:val="20"/>
+      </w:rPr>
+    </w:lvl>
+    <w:lvl w:ilvl="7" w:tentative="1">
+      <w:start w:val="1"/>
+      <w:numFmt w:val="bullet"/>
+      <w:lvlText w:val=""/>
+      <w:lvlJc w:val="left"/>
+      <w:pPr>
+        <w:tabs>
+          <w:tab w:val="num" w:pos="5760"/>
+        </w:tabs>
+        <w:ind w:left="5760" w:hanging="360"/>
+      </w:pPr>
+      <w:rPr>
+        <w:rFonts w:ascii="Wingdings" w:hAnsi="Wingdings" w:hint="default"/>
+        <w:sz w:val="20"/>
+      </w:rPr>
+    </w:lvl>
+    <w:lvl w:ilvl="8" w:tentative="1">
+      <w:start w:val="1"/>
+      <w:numFmt w:val="bullet"/>
+      <w:lvlText w:val=""/>
+      <w:lvlJc w:val="left"/>
+      <w:pPr>
+        <w:tabs>
+          <w:tab w:val="num" w:pos="6480"/>
+        </w:tabs>
+        <w:ind w:left="6480" w:hanging="360"/>
+      </w:pPr>
+      <w:rPr>
+        <w:rFonts w:ascii="Wingdings" w:hAnsi="Wingdings" w:hint="default"/>
+        <w:sz w:val="20"/>
+      </w:rPr>
+    </w:lvl>
+  </w:abstractNum>
+  <w:abstractNum w:abstractNumId="2" w15:restartNumberingAfterBreak="0">
+    <w:nsid w:val="595014B1"/>
+    <w:multiLevelType w:val="multilevel"/>
+    <w:tmpl w:val="1DE099EA"/>
+    <w:lvl w:ilvl="0">
+      <w:start w:val="1"/>
+      <w:numFmt w:val="bullet"/>
+      <w:lvlText w:val=""/>
+      <w:lvlJc w:val="left"/>
+      <w:pPr>
+        <w:tabs>
+          <w:tab w:val="num" w:pos="720"/>
+        </w:tabs>
+        <w:ind w:left="720" w:hanging="360"/>
+      </w:pPr>
+      <w:rPr>
+        <w:rFonts w:ascii="Symbol" w:hAnsi="Symbol" w:hint="default"/>
+        <w:sz w:val="20"/>
+      </w:rPr>
+    </w:lvl>
+    <w:lvl w:ilvl="1" w:tentative="1">
+      <w:start w:val="1"/>
+      <w:numFmt w:val="bullet"/>
+      <w:lvlText w:val="o"/>
+      <w:lvlJc w:val="left"/>
+      <w:pPr>
+        <w:tabs>
+          <w:tab w:val="num" w:pos="1440"/>
+        </w:tabs>
+        <w:ind w:left="1440" w:hanging="360"/>
+      </w:pPr>
+      <w:rPr>
+        <w:rFonts w:ascii="Courier New" w:hAnsi="Courier New" w:hint="default"/>
+        <w:sz w:val="20"/>
+      </w:rPr>
+    </w:lvl>
+    <w:lvl w:ilvl="2" w:tentative="1">
+      <w:start w:val="1"/>
+      <w:numFmt w:val="bullet"/>
+      <w:lvlText w:val=""/>
+      <w:lvlJc w:val="left"/>
+      <w:pPr>
+        <w:tabs>
+          <w:tab w:val="num" w:pos="2160"/>
+        </w:tabs>
+        <w:ind w:left="2160" w:hanging="360"/>
+      </w:pPr>
+      <w:rPr>
+        <w:rFonts w:ascii="Wingdings" w:hAnsi="Wingdings" w:hint="default"/>
+        <w:sz w:val="20"/>
+      </w:rPr>
+    </w:lvl>
+    <w:lvl w:ilvl="3" w:tentative="1">
+      <w:start w:val="1"/>
+      <w:numFmt w:val="bullet"/>
+      <w:lvlText w:val=""/>
+      <w:lvlJc w:val="left"/>
+      <w:pPr>
+        <w:tabs>
+          <w:tab w:val="num" w:pos="2880"/>
+        </w:tabs>
+        <w:ind w:left="2880" w:hanging="360"/>
+      </w:pPr>
+      <w:rPr>
+        <w:rFonts w:ascii="Wingdings" w:hAnsi="Wingdings" w:hint="default"/>
+        <w:sz w:val="20"/>
+      </w:rPr>
+    </w:lvl>
+    <w:lvl w:ilvl="4" w:tentative="1">
+      <w:start w:val="1"/>
+      <w:numFmt w:val="bullet"/>
+      <w:lvlText w:val=""/>
+      <w:lvlJc w:val="left"/>
+      <w:pPr>
+        <w:tabs>
+          <w:tab w:val="num" w:pos="3600"/>
+        </w:tabs>
+        <w:ind w:left="3600" w:hanging="360"/>
+      </w:pPr>
+      <w:rPr>
+        <w:rFonts w:ascii="Wingdings" w:hAnsi="Wingdings" w:hint="default"/>
+        <w:sz w:val="20"/>
+      </w:rPr>
+    </w:lvl>
+    <w:lvl w:ilvl="5" w:tentative="1">
+      <w:start w:val="1"/>
+      <w:numFmt w:val="bullet"/>
+      <w:lvlText w:val=""/>
+      <w:lvlJc w:val="left"/>
+      <w:pPr>
+        <w:tabs>
+          <w:tab w:val="num" w:pos="4320"/>
+        </w:tabs>
+        <w:ind w:left="4320" w:hanging="360"/>
+      </w:pPr>
+      <w:rPr>
+        <w:rFonts w:ascii="Wingdings" w:hAnsi="Wingdings" w:hint="default"/>
+        <w:sz w:val="20"/>
+      </w:rPr>
+    </w:lvl>
+    <w:lvl w:ilvl="6" w:tentative="1">
+      <w:start w:val="1"/>
+      <w:numFmt w:val="bullet"/>
+      <w:lvlText w:val=""/>
+      <w:lvlJc w:val="left"/>
+      <w:pPr>
+        <w:tabs>
+          <w:tab w:val="num" w:pos="5040"/>
+        </w:tabs>
+        <w:ind w:left="5040" w:hanging="360"/>
+      </w:pPr>
+      <w:rPr>
+        <w:rFonts w:ascii="Wingdings" w:hAnsi="Wingdings" w:hint="default"/>
+        <w:sz w:val="20"/>
+      </w:rPr>
+    </w:lvl>
+    <w:lvl w:ilvl="7" w:tentative="1">
+      <w:start w:val="1"/>
+      <w:numFmt w:val="bullet"/>
+      <w:lvlText w:val=""/>
+      <w:lvlJc w:val="left"/>
+      <w:pPr>
+        <w:tabs>
+          <w:tab w:val="num" w:pos="5760"/>
+        </w:tabs>
+        <w:ind w:left="5760" w:hanging="360"/>
+      </w:pPr>
+      <w:rPr>
+        <w:rFonts w:ascii="Wingdings" w:hAnsi="Wingdings" w:hint="default"/>
+        <w:sz w:val="20"/>
+      </w:rPr>
+    </w:lvl>
+    <w:lvl w:ilvl="8" w:tentative="1">
+      <w:start w:val="1"/>
+      <w:numFmt w:val="bullet"/>
+      <w:lvlText w:val=""/>
+      <w:lvlJc w:val="left"/>
+      <w:pPr>
+        <w:tabs>
+          <w:tab w:val="num" w:pos="6480"/>
+        </w:tabs>
+        <w:ind w:left="6480" w:hanging="360"/>
+      </w:pPr>
+      <w:rPr>
+        <w:rFonts w:ascii="Wingdings" w:hAnsi="Wingdings" w:hint="default"/>
+        <w:sz w:val="20"/>
+      </w:rPr>
+    </w:lvl>
+  </w:abstractNum>
+  <w:abstractNum w:abstractNumId="3" w15:restartNumberingAfterBreak="0">
+    <w:nsid w:val="71F87CAF"/>
+    <w:multiLevelType w:val="multilevel"/>
+    <w:tmpl w:val="540A977A"/>
+    <w:lvl w:ilvl="0">
+      <w:start w:val="1"/>
+      <w:numFmt w:val="bullet"/>
+      <w:lvlText w:val=""/>
+      <w:lvlJc w:val="left"/>
+      <w:pPr>
+        <w:tabs>
+          <w:tab w:val="num" w:pos="720"/>
+        </w:tabs>
+        <w:ind w:left="720" w:hanging="360"/>
+      </w:pPr>
+      <w:rPr>
+        <w:rFonts w:ascii="Symbol" w:hAnsi="Symbol" w:hint="default"/>
+        <w:sz w:val="20"/>
+      </w:rPr>
+    </w:lvl>
+    <w:lvl w:ilvl="1" w:tentative="1">
+      <w:start w:val="1"/>
+      <w:numFmt w:val="bullet"/>
+      <w:lvlText w:val="o"/>
+      <w:lvlJc w:val="left"/>
+      <w:pPr>
+        <w:tabs>
+          <w:tab w:val="num" w:pos="1440"/>
+        </w:tabs>
+        <w:ind w:left="1440" w:hanging="360"/>
+      </w:pPr>
+      <w:rPr>
+        <w:rFonts w:ascii="Courier New" w:hAnsi="Courier New" w:hint="default"/>
+        <w:sz w:val="20"/>
+      </w:rPr>
+    </w:lvl>
+    <w:lvl w:ilvl="2" w:tentative="1">
+      <w:start w:val="1"/>
+      <w:numFmt w:val="bullet"/>
+      <w:lvlText w:val=""/>
+      <w:lvlJc w:val="left"/>
+      <w:pPr>
+        <w:tabs>
+          <w:tab w:val="num" w:pos="2160"/>
+        </w:tabs>
+        <w:ind w:left="2160" w:hanging="360"/>
+      </w:pPr>
+      <w:rPr>
+        <w:rFonts w:ascii="Wingdings" w:hAnsi="Wingdings" w:hint="default"/>
+        <w:sz w:val="20"/>
+      </w:rPr>
+    </w:lvl>
+    <w:lvl w:ilvl="3" w:tentative="1">
+      <w:start w:val="1"/>
+      <w:numFmt w:val="bullet"/>
+      <w:lvlText w:val=""/>
+      <w:lvlJc w:val="left"/>
+      <w:pPr>
+        <w:tabs>
+          <w:tab w:val="num" w:pos="2880"/>
+        </w:tabs>
+        <w:ind w:left="2880" w:hanging="360"/>
+      </w:pPr>
+      <w:rPr>
+        <w:rFonts w:ascii="Wingdings" w:hAnsi="Wingdings" w:hint="default"/>
+        <w:sz w:val="20"/>
+      </w:rPr>
+    </w:lvl>
+    <w:lvl w:ilvl="4" w:tentative="1">
+      <w:start w:val="1"/>
+      <w:numFmt w:val="bullet"/>
+      <w:lvlText w:val=""/>
+      <w:lvlJc w:val="left"/>
+      <w:pPr>
+        <w:tabs>
+          <w:tab w:val="num" w:pos="3600"/>
+        </w:tabs>
+        <w:ind w:left="3600" w:hanging="360"/>
+      </w:pPr>
+      <w:rPr>
+        <w:rFonts w:ascii="Wingdings" w:hAnsi="Wingdings" w:hint="default"/>
+        <w:sz w:val="20"/>
+      </w:rPr>
+    </w:lvl>
+    <w:lvl w:ilvl="5" w:tentative="1">
+      <w:start w:val="1"/>
+      <w:numFmt w:val="bullet"/>
+      <w:lvlText w:val=""/>
+      <w:lvlJc w:val="left"/>
+      <w:pPr>
+        <w:tabs>
+          <w:tab w:val="num" w:pos="4320"/>
+        </w:tabs>
+        <w:ind w:left="4320" w:hanging="360"/>
+      </w:pPr>
+      <w:rPr>
+        <w:rFonts w:ascii="Wingdings" w:hAnsi="Wingdings" w:hint="default"/>
+        <w:sz w:val="20"/>
+      </w:rPr>
+    </w:lvl>
+    <w:lvl w:ilvl="6" w:tentative="1">
+      <w:start w:val="1"/>
+      <w:numFmt w:val="bullet"/>
+      <w:lvlText w:val=""/>
+      <w:lvlJc w:val="left"/>
+      <w:pPr>
+        <w:tabs>
+          <w:tab w:val="num" w:pos="5040"/>
+        </w:tabs>
+        <w:ind w:left="5040" w:hanging="360"/>
+      </w:pPr>
+      <w:rPr>
+        <w:rFonts w:ascii="Wingdings" w:hAnsi="Wingdings" w:hint="default"/>
+        <w:sz w:val="20"/>
+      </w:rPr>
+    </w:lvl>
+    <w:lvl w:ilvl="7" w:tentative="1">
+      <w:start w:val="1"/>
+      <w:numFmt w:val="bullet"/>
+      <w:lvlText w:val=""/>
+      <w:lvlJc w:val="left"/>
+      <w:pPr>
+        <w:tabs>
+          <w:tab w:val="num" w:pos="5760"/>
+        </w:tabs>
+        <w:ind w:left="5760" w:hanging="360"/>
+      </w:pPr>
+      <w:rPr>
+        <w:rFonts w:ascii="Wingdings" w:hAnsi="Wingdings" w:hint="default"/>
+        <w:sz w:val="20"/>
+      </w:rPr>
+    </w:lvl>
+    <w:lvl w:ilvl="8" w:tentative="1">
+      <w:start w:val="1"/>
+      <w:numFmt w:val="bullet"/>
+      <w:lvlText w:val=""/>
+      <w:lvlJc w:val="left"/>
+      <w:pPr>
+        <w:tabs>
+          <w:tab w:val="num" w:pos="6480"/>
+        </w:tabs>
+        <w:ind w:left="6480" w:hanging="360"/>
+      </w:pPr>
+      <w:rPr>
+        <w:rFonts w:ascii="Wingdings" w:hAnsi="Wingdings" w:hint="default"/>
+        <w:sz w:val="20"/>
+      </w:rPr>
+    </w:lvl>
+  </w:abstractNum>
   <w:num w:numId="1">
     <w:abstractNumId w:val="0"/>
+  </w:num>
+  <w:num w:numId="2">
+    <w:abstractNumId w:val="1"/>
+  </w:num>
+  <w:num w:numId="3">
+    <w:abstractNumId w:val="3"/>
+  </w:num>
+  <w:num w:numId="4">
+    <w:abstractNumId w:val="2"/>
   </w:num>
 </w:numbering>
 </file>
@@ -1394,6 +2820,48 @@
       <w:lang w:eastAsia="bg-BG"/>
     </w:rPr>
   </w:style>
+  <w:style w:type="character" w:styleId="Strong">
+    <w:name w:val="Strong"/>
+    <w:basedOn w:val="DefaultParagraphFont"/>
+    <w:uiPriority w:val="22"/>
+    <w:qFormat/>
+    <w:rsid w:val="00584063"/>
+    <w:rPr>
+      <w:b/>
+      <w:bCs/>
+    </w:rPr>
+  </w:style>
+  <w:style w:type="character" w:styleId="Hyperlink">
+    <w:name w:val="Hyperlink"/>
+    <w:basedOn w:val="DefaultParagraphFont"/>
+    <w:uiPriority w:val="99"/>
+    <w:semiHidden/>
+    <w:unhideWhenUsed/>
+    <w:rsid w:val="00584063"/>
+    <w:rPr>
+      <w:color w:val="0000FF"/>
+      <w:u w:val="single"/>
+    </w:rPr>
+  </w:style>
+  <w:style w:type="paragraph" w:customStyle="1" w:styleId="z1qcye">
+    <w:name w:val="z1qcye"/>
+    <w:basedOn w:val="Normal"/>
+    <w:rsid w:val="00584063"/>
+    <w:pPr>
+      <w:spacing w:before="100" w:beforeAutospacing="1" w:after="100" w:afterAutospacing="1" w:line="240" w:lineRule="auto"/>
+    </w:pPr>
+    <w:rPr>
+      <w:rFonts w:ascii="Times New Roman" w:eastAsia="Times New Roman" w:hAnsi="Times New Roman" w:cs="Times New Roman"/>
+      <w:sz w:val="24"/>
+      <w:szCs w:val="24"/>
+      <w:lang w:eastAsia="bg-BG"/>
+    </w:rPr>
+  </w:style>
+  <w:style w:type="character" w:customStyle="1" w:styleId="inqyif">
+    <w:name w:val="inqyif"/>
+    <w:basedOn w:val="DefaultParagraphFont"/>
+    <w:rsid w:val="00584063"/>
+  </w:style>
 </w:styles>
 </file>
 
